--- a/storage/templates/normalized-docx/BM-066/BM-066_normalized.docx
+++ b/storage/templates/normalized-docx/BM-066/BM-066_normalized.docx
@@ -698,7 +698,7 @@
                 <w:i/>
                 <w:iCs/>
               </w:rPr>
-              <w:t>{{document.field}}</w:t>
+              <w:t>{{document.fullDocumentCode4}}}</w:t>
             </w:r>
           </w:p>
         </w:tc>
@@ -1091,7 +1091,7 @@
         <w:rPr>
           <w:rFonts w:cs="Times New Roman" w:ascii="Times New Roman" w:hAnsi="Times New Roman"/>
         </w:rPr>
-        <w:t>{{document.field}}</w:t>
+        <w:t>{{document.fullDocumentCode4}}}</w:t>
       </w:r>
     </w:p>
     <w:p>
@@ -1383,7 +1383,7 @@
           <w:spacing w:val="-2"/>
           <w:szCs w:val="28"/>
         </w:rPr>
-        <w:t>{{recipients.field}}</w:t>
+        <w:t>{{recipients.personLine4}}}</w:t>
         <w:tab/>
         <w:tab/>
       </w:r>
@@ -1407,7 +1407,7 @@
           <w:spacing w:val="-2"/>
           <w:szCs w:val="28"/>
         </w:rPr>
-        <w:t>{{recipients.field}}</w:t>
+        <w:t>{{recipients.personLine4}}}</w:t>
         <w:tab/>
         <w:tab/>
         <w:t xml:space="preserve"> </w:t>
@@ -1464,7 +1464,7 @@
         <w:tab/>
         <w:tab/>
         <w:tab/>
-        <w:t xml:space="preserve">{{document.field}}</w:t>
+        <w:t xml:space="preserve">{{document.fullDocumentCode4}}}</w:t>
         <w:tab/>
         <w:tab/>
       </w:r>
@@ -1632,7 +1632,7 @@
           <w:rFonts w:cs="Times New Roman" w:ascii="Times New Roman" w:hAnsi="Times New Roman"/>
           <w:szCs w:val="28"/>
         </w:rPr>
-        <w:t>{{document.field}}</w:t>
+        <w:t>{{document.fullDocumentCode4}}}</w:t>
       </w:r>
     </w:p>
     <w:p>
@@ -1654,7 +1654,7 @@
           <w:spacing w:val="-2"/>
           <w:szCs w:val="28"/>
         </w:rPr>
-        <w:t>{{recipients.field}}</w:t>
+        <w:t>{{recipients.personLine4}}}</w:t>
       </w:r>
       <w:r>
         <w:rPr>
@@ -1918,7 +1918,7 @@
                 <w:sz w:val="24"/>
                 <w:szCs w:val="26"/>
               </w:rPr>
-              <w:t>{{recipients.field}}</w:t>
+              <w:t>{{recipients.personLine4}}}</w:t>
             </w:r>
           </w:p>
           <w:p>

--- a/storage/templates/normalized-docx/BM-066/BM-066_normalized.docx
+++ b/storage/templates/normalized-docx/BM-066/BM-066_normalized.docx
@@ -929,7 +929,7 @@
         <w:rPr>
           <w:rFonts w:cs="Times New Roman" w:ascii="Times New Roman" w:hAnsi="Times New Roman"/>
         </w:rPr>
-        <w:t xml:space="preserve">(hoặc Quyết định thay đổi/bổ sung Quyết định khởi tố vụ án hình sự </w:t>
+        <w:t xml:space="preserve">(hoặc Quyết định thay đổi/bổ sung Quyết định khởi tố vụ án hình sự {{document.fullDocumentCode}}{{decision.decisionLine}}</w:t>
       </w:r>
       <w:r>
         <w:rPr>

--- a/storage/templates/normalized-docx/BM-066/BM-066_normalized.docx
+++ b/storage/templates/normalized-docx/BM-066/BM-066_normalized.docx
@@ -698,7 +698,7 @@
                 <w:i/>
                 <w:iCs/>
               </w:rPr>
-              <w:t>{{document.fullDocumentCode4}}}</w:t>
+              <w:t>{{document.fullDocumentCode4}}</w:t>
             </w:r>
           </w:p>
         </w:tc>
@@ -1091,7 +1091,7 @@
         <w:rPr>
           <w:rFonts w:cs="Times New Roman" w:ascii="Times New Roman" w:hAnsi="Times New Roman"/>
         </w:rPr>
-        <w:t>{{document.fullDocumentCode4}}}</w:t>
+        <w:t>{{document.fullDocumentCode4}}</w:t>
       </w:r>
     </w:p>
     <w:p>
@@ -1383,7 +1383,7 @@
           <w:spacing w:val="-2"/>
           <w:szCs w:val="28"/>
         </w:rPr>
-        <w:t>{{recipients.personLine4}}}</w:t>
+        <w:t>{{recipients.personLine4}}</w:t>
         <w:tab/>
         <w:tab/>
       </w:r>
@@ -1407,7 +1407,7 @@
           <w:spacing w:val="-2"/>
           <w:szCs w:val="28"/>
         </w:rPr>
-        <w:t>{{recipients.personLine4}}}</w:t>
+        <w:t>{{recipients.personLine4}}</w:t>
         <w:tab/>
         <w:tab/>
         <w:t xml:space="preserve"> </w:t>
@@ -1464,7 +1464,7 @@
         <w:tab/>
         <w:tab/>
         <w:tab/>
-        <w:t xml:space="preserve">{{document.fullDocumentCode4}}}</w:t>
+        <w:t xml:space="preserve">{{document.fullDocumentCode4}}</w:t>
         <w:tab/>
         <w:tab/>
       </w:r>
@@ -1632,7 +1632,7 @@
           <w:rFonts w:cs="Times New Roman" w:ascii="Times New Roman" w:hAnsi="Times New Roman"/>
           <w:szCs w:val="28"/>
         </w:rPr>
-        <w:t>{{document.fullDocumentCode4}}}</w:t>
+        <w:t>{{document.fullDocumentCode4}}</w:t>
       </w:r>
     </w:p>
     <w:p>
@@ -1654,7 +1654,7 @@
           <w:spacing w:val="-2"/>
           <w:szCs w:val="28"/>
         </w:rPr>
-        <w:t>{{recipients.personLine4}}}</w:t>
+        <w:t>{{recipients.personLine4}}</w:t>
       </w:r>
       <w:r>
         <w:rPr>
@@ -1918,7 +1918,7 @@
                 <w:sz w:val="24"/>
                 <w:szCs w:val="26"/>
               </w:rPr>
-              <w:t>{{recipients.personLine4}}}</w:t>
+              <w:t>{{recipients.personLine4}}</w:t>
             </w:r>
           </w:p>
           <w:p>

--- a/storage/templates/normalized-docx/BM-066/BM-066_normalized.docx
+++ b/storage/templates/normalized-docx/BM-066/BM-066_normalized.docx
@@ -698,7 +698,7 @@
                 <w:i/>
                 <w:iCs/>
               </w:rPr>
-              <w:t>{{document.fullDocumentCode4}}</w:t>
+              <w:t>{{document.issuePlaceAndDateLine}}</w:t>
             </w:r>
           </w:p>
         </w:tc>
@@ -1091,7 +1091,7 @@
         <w:rPr>
           <w:rFonts w:cs="Times New Roman" w:ascii="Times New Roman" w:hAnsi="Times New Roman"/>
         </w:rPr>
-        <w:t>{{document.fullDocumentCode4}}</w:t>
+        <w:t>{{measure.reasonLine}}</w:t>
       </w:r>
     </w:p>
     <w:p>
@@ -1383,7 +1383,7 @@
           <w:spacing w:val="-2"/>
           <w:szCs w:val="28"/>
         </w:rPr>
-        <w:t>{{recipients.personLine4}}</w:t>
+        <w:t>{{person.birthInfoLine}}</w:t>
         <w:tab/>
         <w:tab/>
       </w:r>
@@ -1407,7 +1407,7 @@
           <w:spacing w:val="-2"/>
           <w:szCs w:val="28"/>
         </w:rPr>
-        <w:t>{{recipients.personLine4}}</w:t>
+        <w:t>{{person.nationalityEthnicityReligionLine}}</w:t>
         <w:tab/>
         <w:tab/>
         <w:t xml:space="preserve"> </w:t>
@@ -1464,7 +1464,7 @@
         <w:tab/>
         <w:tab/>
         <w:tab/>
-        <w:t xml:space="preserve">{{document.fullDocumentCode4}}</w:t>
+        <w:t xml:space="preserve">{{person.identityIssueLine}}</w:t>
         <w:tab/>
         <w:tab/>
       </w:r>
@@ -1632,7 +1632,7 @@
           <w:rFonts w:cs="Times New Roman" w:ascii="Times New Roman" w:hAnsi="Times New Roman"/>
           <w:szCs w:val="28"/>
         </w:rPr>
-        <w:t>{{document.fullDocumentCode4}}</w:t>
+        <w:t>{{measure.executionRequestLine}}</w:t>
       </w:r>
     </w:p>
     <w:p>
@@ -1654,7 +1654,7 @@
           <w:spacing w:val="-2"/>
           <w:szCs w:val="28"/>
         </w:rPr>
-        <w:t>{{recipients.personLine4}}</w:t>
+        <w:t>{{assignment.assignedOfficerLine}}</w:t>
       </w:r>
       <w:r>
         <w:rPr>
@@ -1918,7 +1918,7 @@
                 <w:sz w:val="24"/>
                 <w:szCs w:val="26"/>
               </w:rPr>
-              <w:t>{{recipients.personLine4}}</w:t>
+              <w:t>{{signature.signerName}}</w:t>
             </w:r>
           </w:p>
           <w:p>
